--- a/testakten/starug-schutzschirm-grossbach-druckguss-erfurt/22_abschluss_zusammenfassung.docx
+++ b/testakten/starug-schutzschirm-grossbach-druckguss-erfurt/22_abschluss_zusammenfassung.docx
@@ -5,92 +5,148 @@
     <w:p>
       <w:pPr>
         <w:pStyle w:val="Heading1"/>
+        <w:spacing w:after="160" w:line="259" w:lineRule="auto"/>
       </w:pPr>
       <w:r>
         <w:rPr>
           <w:rFonts w:ascii="Times New Roman" w:hAnsi="Times New Roman"/>
+          <w:b/>
+          <w:sz w:val="28"/>
         </w:rPr>
         <w:t>22 – Abschlusszusammenfassung und Verfahrensstand</w:t>
       </w:r>
     </w:p>
     <w:p>
       <w:pPr>
+        <w:spacing w:before="120" w:after="60" w:line="259" w:lineRule="auto"/>
         <w:jc w:val="left"/>
       </w:pPr>
       <w:r>
         <w:rPr>
-          <w:b/>
+          <w:rFonts w:ascii="Times New Roman" w:hAnsi="Times New Roman"/>
+          <w:b w:val="0"/>
+          <w:i w:val="0"/>
+          <w:sz w:val="22"/>
         </w:rPr>
         <w:t>Mandantin:</w:t>
       </w:r>
       <w:r>
+        <w:rPr>
+          <w:rFonts w:ascii="Times New Roman" w:hAnsi="Times New Roman"/>
+          <w:b w:val="0"/>
+          <w:i w:val="0"/>
+          <w:sz w:val="22"/>
+        </w:rPr>
         <w:t xml:space="preserve"> Großbach Druckguss &amp; Präzision GmbH &amp; Co. KG, Erfurt</w:t>
       </w:r>
     </w:p>
     <w:p>
       <w:pPr>
+        <w:spacing w:before="120" w:after="60" w:line="259" w:lineRule="auto"/>
         <w:jc w:val="left"/>
       </w:pPr>
       <w:r>
         <w:rPr>
+          <w:rFonts w:ascii="Times New Roman" w:hAnsi="Times New Roman"/>
           <w:b/>
+          <w:sz w:val="22"/>
         </w:rPr>
         <w:t>Kanzlei:</w:t>
       </w:r>
       <w:r>
+        <w:rPr>
+          <w:rFonts w:ascii="Times New Roman" w:hAnsi="Times New Roman"/>
+          <w:b/>
+          <w:sz w:val="22"/>
+        </w:rPr>
         <w:t xml:space="preserve"> Drosselberg &amp; Partner Insolvenzrecht</w:t>
       </w:r>
     </w:p>
     <w:p>
       <w:pPr>
+        <w:spacing w:before="120" w:after="60" w:line="259" w:lineRule="auto"/>
         <w:jc w:val="left"/>
       </w:pPr>
       <w:r>
         <w:rPr>
-          <w:b/>
+          <w:rFonts w:ascii="Times New Roman" w:hAnsi="Times New Roman"/>
+          <w:b w:val="0"/>
+          <w:i w:val="0"/>
+          <w:sz w:val="22"/>
         </w:rPr>
         <w:t>Bearbeiter:</w:t>
       </w:r>
       <w:r>
+        <w:rPr>
+          <w:rFonts w:ascii="Times New Roman" w:hAnsi="Times New Roman"/>
+          <w:b w:val="0"/>
+          <w:i w:val="0"/>
+          <w:sz w:val="22"/>
+        </w:rPr>
         <w:t xml:space="preserve"> RA Dr. Maximilian Drosselberg</w:t>
       </w:r>
     </w:p>
     <w:p>
       <w:pPr>
+        <w:spacing w:before="120" w:after="60" w:line="259" w:lineRule="auto"/>
         <w:jc w:val="left"/>
       </w:pPr>
       <w:r>
         <w:rPr>
-          <w:b/>
+          <w:rFonts w:ascii="Times New Roman" w:hAnsi="Times New Roman"/>
+          <w:b w:val="0"/>
+          <w:i w:val="0"/>
+          <w:sz w:val="22"/>
         </w:rPr>
         <w:t>Datum:</w:t>
       </w:r>
       <w:r>
+        <w:rPr>
+          <w:rFonts w:ascii="Times New Roman" w:hAnsi="Times New Roman"/>
+          <w:b w:val="0"/>
+          <w:i w:val="0"/>
+          <w:sz w:val="22"/>
+        </w:rPr>
         <w:t xml:space="preserve"> 30. Juni 2026</w:t>
       </w:r>
     </w:p>
     <w:p>
       <w:pPr>
+        <w:spacing w:before="120" w:after="60" w:line="259" w:lineRule="auto"/>
         <w:jc w:val="left"/>
       </w:pPr>
       <w:r>
         <w:rPr>
+          <w:rFonts w:ascii="Times New Roman" w:hAnsi="Times New Roman"/>
           <w:b/>
+          <w:sz w:val="22"/>
         </w:rPr>
         <w:t>Verfahrensstand:</w:t>
       </w:r>
       <w:r>
+        <w:rPr>
+          <w:rFonts w:ascii="Times New Roman" w:hAnsi="Times New Roman"/>
+          <w:b/>
+          <w:sz w:val="22"/>
+        </w:rPr>
         <w:t xml:space="preserve"> Ende Phase 1 (Stabilisierung)</w:t>
       </w:r>
     </w:p>
-    <w:p/>
+    <w:p>
+      <w:pPr>
+        <w:spacing w:line="259" w:lineRule="auto" w:after="60"/>
+      </w:pPr>
+    </w:p>
     <w:p>
       <w:pPr>
         <w:pStyle w:val="Heading2"/>
+        <w:spacing w:before="120" w:after="60" w:line="259" w:lineRule="auto"/>
       </w:pPr>
       <w:r>
         <w:rPr>
           <w:rFonts w:ascii="Times New Roman" w:hAnsi="Times New Roman"/>
+          <w:b/>
+          <w:sz w:val="22"/>
         </w:rPr>
         <w:t>1. Verfahrensübersicht – Was wurde erreicht?</w:t>
       </w:r>
@@ -98,6 +154,7 @@
     <w:p>
       <w:pPr>
         <w:pStyle w:val="Heading3"/>
+        <w:spacing w:line="259" w:lineRule="auto" w:after="60"/>
       </w:pPr>
       <w:r>
         <w:rPr>
@@ -478,6 +535,7 @@
     <w:p>
       <w:pPr>
         <w:pStyle w:val="Heading3"/>
+        <w:spacing w:line="259" w:lineRule="auto" w:after="60"/>
       </w:pPr>
       <w:r>
         <w:rPr>
@@ -770,6 +828,7 @@
     <w:p>
       <w:pPr>
         <w:pStyle w:val="Heading3"/>
+        <w:spacing w:line="259" w:lineRule="auto" w:after="60"/>
       </w:pPr>
       <w:r>
         <w:rPr>
@@ -925,10 +984,15 @@
         </w:tc>
       </w:tr>
     </w:tbl>
-    <w:p/>
+    <w:p>
+      <w:pPr>
+        <w:spacing w:line="259" w:lineRule="auto" w:after="60"/>
+      </w:pPr>
+    </w:p>
     <w:p>
       <w:pPr>
         <w:pStyle w:val="Heading2"/>
+        <w:spacing w:line="259" w:lineRule="auto" w:after="60"/>
       </w:pPr>
       <w:r>
         <w:rPr>
@@ -1302,10 +1366,15 @@
         </w:tc>
       </w:tr>
     </w:tbl>
-    <w:p/>
+    <w:p>
+      <w:pPr>
+        <w:spacing w:line="259" w:lineRule="auto" w:after="60"/>
+      </w:pPr>
+    </w:p>
     <w:p>
       <w:pPr>
         <w:pStyle w:val="Heading2"/>
+        <w:spacing w:line="259" w:lineRule="auto" w:after="60"/>
       </w:pPr>
       <w:r>
         <w:rPr>
@@ -1681,10 +1750,15 @@
         </w:tc>
       </w:tr>
     </w:tbl>
-    <w:p/>
+    <w:p>
+      <w:pPr>
+        <w:spacing w:line="259" w:lineRule="auto" w:after="60"/>
+      </w:pPr>
+    </w:p>
     <w:p>
       <w:pPr>
         <w:pStyle w:val="Heading2"/>
+        <w:spacing w:line="259" w:lineRule="auto" w:after="60"/>
       </w:pPr>
       <w:r>
         <w:rPr>
@@ -2056,6 +2130,7 @@
     </w:tbl>
     <w:p>
       <w:pPr>
+        <w:spacing w:line="259" w:lineRule="auto" w:after="60"/>
         <w:jc w:val="left"/>
       </w:pPr>
       <w:r>
@@ -2070,6 +2145,7 @@
     </w:p>
     <w:p>
       <w:pPr>
+        <w:spacing w:line="259" w:lineRule="auto" w:after="60"/>
         <w:jc w:val="left"/>
       </w:pPr>
       <w:r>
@@ -2084,6 +2160,7 @@
     </w:p>
     <w:p>
       <w:pPr>
+        <w:spacing w:line="259" w:lineRule="auto" w:after="60"/>
         <w:jc w:val="left"/>
       </w:pPr>
       <w:r>
@@ -2098,6 +2175,7 @@
     </w:p>
     <w:p>
       <w:pPr>
+        <w:spacing w:line="259" w:lineRule="auto" w:after="60"/>
         <w:jc w:val="left"/>
       </w:pPr>
       <w:r>
@@ -2112,6 +2190,7 @@
     </w:p>
     <w:p>
       <w:pPr>
+        <w:spacing w:line="259" w:lineRule="auto" w:after="60"/>
         <w:jc w:val="left"/>
       </w:pPr>
       <w:r>
@@ -2120,16 +2199,22 @@
     </w:p>
     <w:p>
       <w:pPr>
+        <w:spacing w:line="259" w:lineRule="auto" w:after="60"/>
         <w:jc w:val="left"/>
       </w:pPr>
       <w:r>
         <w:t>teilweise verzögert) aufzufangen.</w:t>
       </w:r>
     </w:p>
-    <w:p/>
+    <w:p>
+      <w:pPr>
+        <w:spacing w:line="259" w:lineRule="auto" w:after="60"/>
+      </w:pPr>
+    </w:p>
     <w:p>
       <w:pPr>
         <w:pStyle w:val="Heading2"/>
+        <w:spacing w:line="259" w:lineRule="auto" w:after="60"/>
       </w:pPr>
       <w:r>
         <w:rPr>
@@ -2140,6 +2225,7 @@
     </w:p>
     <w:p>
       <w:pPr>
+        <w:spacing w:line="259" w:lineRule="auto" w:after="60"/>
         <w:jc w:val="left"/>
       </w:pPr>
       <w:r>
@@ -2152,6 +2238,7 @@
     <w:p>
       <w:pPr>
         <w:pStyle w:val="ListBullet"/>
+        <w:spacing w:line="259" w:lineRule="auto" w:after="60"/>
       </w:pPr>
       <w:r>
         <w:t>Abstimmungstermin StaRUG-Plan 15.07.</w:t>
@@ -2160,6 +2247,7 @@
     <w:p>
       <w:pPr>
         <w:pStyle w:val="ListBullet"/>
+        <w:spacing w:line="259" w:lineRule="auto" w:after="60"/>
       </w:pPr>
       <w:r>
         <w:t>Sachwalter-Abschlussbericht 01.08.</w:t>
@@ -2168,6 +2256,7 @@
     <w:p>
       <w:pPr>
         <w:pStyle w:val="ListBullet"/>
+        <w:spacing w:line="259" w:lineRule="auto" w:after="60"/>
       </w:pPr>
       <w:r>
         <w:t>BTC-Liquidierung</w:t>
@@ -2176,6 +2265,7 @@
     <w:p>
       <w:pPr>
         <w:pStyle w:val="ListBullet"/>
+        <w:spacing w:line="259" w:lineRule="auto" w:after="60"/>
       </w:pPr>
       <w:r>
         <w:t>Maschinenverkauf Notartermin</w:t>
@@ -2183,6 +2273,7 @@
     </w:p>
     <w:p>
       <w:pPr>
+        <w:spacing w:line="259" w:lineRule="auto" w:after="60"/>
         <w:jc w:val="left"/>
       </w:pPr>
       <w:r>
@@ -2195,6 +2286,7 @@
     <w:p>
       <w:pPr>
         <w:pStyle w:val="ListBullet"/>
+        <w:spacing w:line="259" w:lineRule="auto" w:after="60"/>
       </w:pPr>
       <w:r>
         <w:t>Ende Schutzschirmfrist 07.08. → Planbestätigung oder Übergang reguläres Verfahren</w:t>
@@ -2203,6 +2295,7 @@
     <w:p>
       <w:pPr>
         <w:pStyle w:val="ListBullet"/>
+        <w:spacing w:line="259" w:lineRule="auto" w:after="60"/>
       </w:pPr>
       <w:r>
         <w:t>Personalmaßnahmen abgeschlossen</w:t>
@@ -2210,6 +2303,7 @@
     </w:p>
     <w:p>
       <w:pPr>
+        <w:spacing w:line="259" w:lineRule="auto" w:after="60"/>
         <w:jc w:val="left"/>
       </w:pPr>
       <w:r>
@@ -2222,6 +2316,7 @@
     <w:p>
       <w:pPr>
         <w:pStyle w:val="ListBullet"/>
+        <w:spacing w:line="259" w:lineRule="auto" w:after="60"/>
       </w:pPr>
       <w:r>
         <w:t>KG kehrt zu positiver Liquidität zurück</w:t>
@@ -2230,6 +2325,7 @@
     <w:p>
       <w:pPr>
         <w:pStyle w:val="ListBullet"/>
+        <w:spacing w:line="259" w:lineRule="auto" w:after="60"/>
       </w:pPr>
       <w:r>
         <w:t>Neue Kundenakquisition E-Mobility läuft an</w:t>
@@ -2238,15 +2334,21 @@
     <w:p>
       <w:pPr>
         <w:pStyle w:val="ListBullet"/>
+        <w:spacing w:line="259" w:lineRule="auto" w:after="60"/>
       </w:pPr>
       <w:r>
         <w:t>Sparkasse-Tilgungsraten beginnen</w:t>
       </w:r>
     </w:p>
-    <w:p/>
+    <w:p>
+      <w:pPr>
+        <w:spacing w:line="259" w:lineRule="auto" w:after="60"/>
+      </w:pPr>
+    </w:p>
     <w:p>
       <w:pPr>
         <w:pStyle w:val="Heading2"/>
+        <w:spacing w:line="259" w:lineRule="auto" w:after="60"/>
       </w:pPr>
       <w:r>
         <w:rPr>
@@ -2257,6 +2359,7 @@
     </w:p>
     <w:p>
       <w:pPr>
+        <w:spacing w:line="259" w:lineRule="auto" w:after="60"/>
         <w:jc w:val="left"/>
       </w:pPr>
       <w:r>
@@ -2265,6 +2368,7 @@
     </w:p>
     <w:p>
       <w:pPr>
+        <w:spacing w:line="259" w:lineRule="auto" w:after="60"/>
         <w:jc w:val="left"/>
       </w:pPr>
       <w:r>
@@ -2273,6 +2377,7 @@
     </w:p>
     <w:p>
       <w:pPr>
+        <w:spacing w:line="259" w:lineRule="auto" w:after="60"/>
         <w:jc w:val="left"/>
       </w:pPr>
       <w:r>
@@ -2281,6 +2386,7 @@
     </w:p>
     <w:p>
       <w:pPr>
+        <w:spacing w:line="259" w:lineRule="auto" w:after="60"/>
         <w:jc w:val="left"/>
       </w:pPr>
       <w:r>
@@ -2289,6 +2395,7 @@
     </w:p>
     <w:p>
       <w:pPr>
+        <w:spacing w:line="259" w:lineRule="auto" w:after="60"/>
         <w:jc w:val="left"/>
       </w:pPr>
       <w:r>
@@ -2297,6 +2404,7 @@
     </w:p>
     <w:p>
       <w:pPr>
+        <w:spacing w:line="259" w:lineRule="auto" w:after="60"/>
         <w:jc w:val="left"/>
       </w:pPr>
       <w:r>
@@ -2305,6 +2413,7 @@
     </w:p>
     <w:p>
       <w:pPr>
+        <w:spacing w:line="259" w:lineRule="auto" w:after="60"/>
         <w:jc w:val="left"/>
       </w:pPr>
       <w:r>
@@ -2313,6 +2422,7 @@
     </w:p>
     <w:p>
       <w:pPr>
+        <w:spacing w:line="259" w:lineRule="auto" w:after="60"/>
         <w:jc w:val="left"/>
       </w:pPr>
       <w:r>
@@ -2321,15 +2431,21 @@
     </w:p>
     <w:p>
       <w:pPr>
+        <w:spacing w:line="259" w:lineRule="auto" w:after="60"/>
         <w:jc w:val="left"/>
       </w:pPr>
       <w:r>
         <w:t>abschließen wird.</w:t>
       </w:r>
     </w:p>
-    <w:p/>
     <w:p>
       <w:pPr>
+        <w:spacing w:line="259" w:lineRule="auto" w:after="60"/>
+      </w:pPr>
+    </w:p>
+    <w:p>
+      <w:pPr>
+        <w:spacing w:line="259" w:lineRule="auto" w:after="60"/>
         <w:jc w:val="left"/>
       </w:pPr>
       <w:r>
@@ -2341,6 +2457,7 @@
     </w:p>
     <w:p>
       <w:pPr>
+        <w:spacing w:line="259" w:lineRule="auto" w:after="60"/>
         <w:jc w:val="left"/>
       </w:pPr>
       <w:r>
@@ -2352,6 +2469,7 @@
     </w:p>
     <w:p>
       <w:pPr>
+        <w:spacing w:line="259" w:lineRule="auto" w:after="60"/>
         <w:jc w:val="left"/>
       </w:pPr>
       <w:r>
@@ -2362,13 +2480,58 @@
       </w:r>
     </w:p>
     <w:sectPr>
+      <w:headerReference w:type="default" r:id="rId9"/>
+      <w:footerReference w:type="default" r:id="rId10"/>
       <w:pgSz w:w="11906" w:h="16838"/>
-      <w:pgMar w:top="1417" w:right="1417" w:bottom="1417" w:left="1417" w:header="720" w:footer="720" w:gutter="0"/>
+      <w:pgMar w:top="1191" w:right="1247" w:bottom="1134" w:left="1361" w:header="720" w:footer="720" w:gutter="0"/>
       <w:cols w:space="720"/>
       <w:docGrid w:linePitch="360"/>
     </w:sectPr>
   </w:body>
 </w:document>
+</file>
+
+<file path=word/footer1.xml><?xml version="1.0" encoding="utf-8"?>
+<w:ftr xmlns:m="http://schemas.openxmlformats.org/officeDocument/2006/math" xmlns:mc="http://schemas.openxmlformats.org/markup-compatibility/2006" xmlns:mo="http://schemas.microsoft.com/office/mac/office/2008/main" xmlns:mv="urn:schemas-microsoft-com:mac:vml" xmlns:o="urn:schemas-microsoft-com:office:office" xmlns:r="http://schemas.openxmlformats.org/officeDocument/2006/relationships" xmlns:v="urn:schemas-microsoft-com:vml" xmlns:w10="urn:schemas-microsoft-com:office:word" xmlns:w14="http://schemas.microsoft.com/office/word/2010/wordml" xmlns:w="http://schemas.openxmlformats.org/wordprocessingml/2006/main" xmlns:wne="http://schemas.microsoft.com/office/word/2006/wordml" xmlns:wp14="http://schemas.microsoft.com/office/word/2010/wordprocessingDrawing" xmlns:wp="http://schemas.openxmlformats.org/drawingml/2006/wordprocessingDrawing" xmlns:wpc="http://schemas.microsoft.com/office/word/2010/wordprocessingCanvas" xmlns:wpg="http://schemas.microsoft.com/office/word/2010/wordprocessingGroup" xmlns:wpi="http://schemas.microsoft.com/office/word/2010/wordprocessingInk" xmlns:wps="http://schemas.microsoft.com/office/word/2010/wordprocessingShape" mc:Ignorable="w14 wp14">
+  <w:p>
+    <w:pPr>
+      <w:pStyle w:val="Footer"/>
+      <w:jc w:val="left"/>
+    </w:pPr>
+    <w:r/>
+    <w:r>
+      <w:rPr>
+        <w:rFonts w:ascii="Times New Roman" w:hAnsi="Times New Roman"/>
+        <w:b w:val="0"/>
+        <w:color w:val="777777"/>
+        <w:sz w:val="17"/>
+      </w:rPr>
+      <w:t>Vertraulich | Bearbeitungsstand Juli 2026 | nur zur Aktenbearbeitung</w:t>
+    </w:r>
+  </w:p>
+</w:ftr>
+</file>
+
+<file path=word/header1.xml><?xml version="1.0" encoding="utf-8"?>
+<w:hdr xmlns:m="http://schemas.openxmlformats.org/officeDocument/2006/math" xmlns:mc="http://schemas.openxmlformats.org/markup-compatibility/2006" xmlns:mo="http://schemas.microsoft.com/office/mac/office/2008/main" xmlns:mv="urn:schemas-microsoft-com:mac:vml" xmlns:o="urn:schemas-microsoft-com:office:office" xmlns:r="http://schemas.openxmlformats.org/officeDocument/2006/relationships" xmlns:v="urn:schemas-microsoft-com:vml" xmlns:w10="urn:schemas-microsoft-com:office:word" xmlns:w14="http://schemas.microsoft.com/office/word/2010/wordml" xmlns:w="http://schemas.openxmlformats.org/wordprocessingml/2006/main" xmlns:wne="http://schemas.microsoft.com/office/word/2006/wordml" xmlns:wp14="http://schemas.microsoft.com/office/word/2010/wordprocessingDrawing" xmlns:wp="http://schemas.openxmlformats.org/drawingml/2006/wordprocessingDrawing" xmlns:wpc="http://schemas.microsoft.com/office/word/2010/wordprocessingCanvas" xmlns:wpg="http://schemas.microsoft.com/office/word/2010/wordprocessingGroup" xmlns:wpi="http://schemas.microsoft.com/office/word/2010/wordprocessingInk" xmlns:wps="http://schemas.microsoft.com/office/word/2010/wordprocessingShape" mc:Ignorable="w14 wp14">
+  <w:p>
+    <w:pPr>
+      <w:pStyle w:val="Header"/>
+      <w:jc w:val="left"/>
+    </w:pPr>
+    <w:r/>
+    <w:r>
+      <w:rPr>
+        <w:rFonts w:ascii="Times New Roman" w:hAnsi="Times New Roman"/>
+        <w:b w:val="0"/>
+        <w:i w:val="0"/>
+        <w:color w:val="666666"/>
+        <w:sz w:val="17"/>
+      </w:rPr>
+      <w:t>Lindenhof und Partner mbB | Insolvenz- und Restrukturierungsakte | Bearbeitungsstand Juli 2026</w:t>
+    </w:r>
+  </w:p>
+</w:hdr>
 </file>
 
 <file path=word/numbering.xml><?xml version="1.0" encoding="utf-8"?>
@@ -3085,11 +3248,12 @@
       <w:contextualSpacing/>
     </w:pPr>
     <w:rPr>
-      <w:rFonts w:asciiTheme="majorHAnsi" w:eastAsiaTheme="majorEastAsia" w:hAnsiTheme="majorHAnsi" w:cstheme="majorBidi"/>
+      <w:rFonts w:asciiTheme="majorHAnsi" w:eastAsiaTheme="majorEastAsia" w:hAnsiTheme="majorHAnsi" w:cstheme="majorBidi" w:ascii="Times New Roman" w:hAnsi="Times New Roman"/>
+      <w:b/>
       <w:color w:val="17365D" w:themeColor="text2" w:themeShade="BF"/>
       <w:spacing w:val="5"/>
       <w:kern w:val="28"/>
-      <w:sz w:val="52"/>
+      <w:sz w:val="30"/>
       <w:szCs w:val="52"/>
     </w:rPr>
   </w:style>
